--- a/kpluz/docxs/Gen Math/Q1_LE3.docx
+++ b/kpluz/docxs/Gen Math/Q1_LE3.docx
@@ -30,6 +30,26 @@
     </w:p>
     <w:p>
       <w:pPr>
+        <w:spacing w:before="480" w:after="480" w:line="240" w:lineRule="auto"/>
+        <w:rPr>
+          <w:rFonts w:ascii="Times New Roman" w:eastAsia="Times New Roman" w:hAnsi="Times New Roman" w:cs="Times New Roman"/>
+          <w:sz w:val="24"/>
+          <w:szCs w:val="24"/>
+        </w:rPr>
+      </w:pPr>
+      <w:r>
+        <w:rPr>
+          <w:rFonts w:ascii="Times New Roman" w:eastAsia="Times New Roman" w:hAnsi="Times New Roman" w:cs="Times New Roman"/>
+          <w:sz w:val="24"/>
+          <w:szCs w:val="24"/>
+        </w:rPr>
+        <w:pict>
+          <v:rect id="_x0000_i1037" style="width:0;height:.75pt" o:hralign="center" o:hrstd="t" o:hr="t" fillcolor="#a0a0a0" stroked="f"/>
+        </w:pict>
+      </w:r>
+    </w:p>
+    <w:p>
+      <w:pPr>
         <w:shd w:val="clear" w:color="auto" w:fill="FFFFFF"/>
         <w:spacing w:before="480" w:after="240" w:line="480" w:lineRule="atLeast"/>
         <w:outlineLvl w:val="1"/>
@@ -42,6 +62,8 @@
           <w:szCs w:val="33"/>
         </w:rPr>
       </w:pPr>
+      <w:bookmarkStart w:id="0" w:name="_GoBack"/>
+      <w:bookmarkEnd w:id="0"/>
       <w:r>
         <w:rPr>
           <w:rFonts w:ascii="Segoe UI" w:eastAsia="Times New Roman" w:hAnsi="Segoe UI" w:cs="Segoe UI"/>
@@ -9888,18 +9910,7 @@
           <w:sz w:val="24"/>
           <w:szCs w:val="24"/>
         </w:rPr>
-        <w:t>=</w:t>
-      </w:r>
-      <w:bookmarkStart w:id="0" w:name="_GoBack"/>
-      <w:bookmarkEnd w:id="0"/>
-      <w:r>
-        <w:rPr>
-          <w:rFonts w:ascii="Segoe UI" w:eastAsia="Times New Roman" w:hAnsi="Segoe UI" w:cs="Segoe UI"/>
-          <w:color w:val="0F1115"/>
-          <w:sz w:val="24"/>
-          <w:szCs w:val="24"/>
-        </w:rPr>
-        <w:t>₱1,948,717.10</w:t>
+        <w:t>=₱1,948,717.10</w:t>
       </w:r>
     </w:p>
     <w:p/>
